--- a/template_data/2. Mẫu báo cáo họp BCĐ.docx
+++ b/template_data/2. Mẫu báo cáo họp BCĐ.docx
@@ -1,6 +1,6 @@
 
 <file path=word/document.xml><?xml version="1.0" encoding="utf-8"?>
-<w:document xmlns:wpc="http://schemas.microsoft.com/office/word/2010/wordprocessingCanvas" xmlns:cx="http://schemas.microsoft.com/office/drawing/2014/chartex" xmlns:cx1="http://schemas.microsoft.com/office/drawing/2015/9/8/chartex" xmlns:mc="http://schemas.openxmlformats.org/markup-compatibility/2006" xmlns:o="urn:schemas-microsoft-com:office:office" xmlns:r="http://schemas.openxmlformats.org/officeDocument/2006/relationships" xmlns:m="http://schemas.openxmlformats.org/officeDocument/2006/math" xmlns:v="urn:schemas-microsoft-com:vml" xmlns:wp14="http://schemas.microsoft.com/office/word/2010/wordprocessingDrawing" xmlns:wp="http://schemas.openxmlformats.org/drawingml/2006/wordprocessingDrawing" xmlns:w10="urn:schemas-microsoft-com:office:word" xmlns:w="http://schemas.openxmlformats.org/wordprocessingml/2006/main" xmlns:w14="http://schemas.microsoft.com/office/word/2010/wordml" xmlns:w15="http://schemas.microsoft.com/office/word/2012/wordml" xmlns:w16se="http://schemas.microsoft.com/office/word/2015/wordml/symex" xmlns:wpg="http://schemas.microsoft.com/office/word/2010/wordprocessingGroup" xmlns:wpi="http://schemas.microsoft.com/office/word/2010/wordprocessingInk" xmlns:wne="http://schemas.microsoft.com/office/word/2006/wordml" xmlns:wps="http://schemas.microsoft.com/office/word/2010/wordprocessingShape" mc:Ignorable="w14 w15 w16se wp14">
+<w:document xmlns:wpc="http://schemas.microsoft.com/office/word/2010/wordprocessingCanvas" xmlns:cx="http://schemas.microsoft.com/office/drawing/2014/chartex" xmlns:mc="http://schemas.openxmlformats.org/markup-compatibility/2006" xmlns:o="urn:schemas-microsoft-com:office:office" xmlns:r="http://schemas.openxmlformats.org/officeDocument/2006/relationships" xmlns:m="http://schemas.openxmlformats.org/officeDocument/2006/math" xmlns:v="urn:schemas-microsoft-com:vml" xmlns:wp14="http://schemas.microsoft.com/office/word/2010/wordprocessingDrawing" xmlns:wp="http://schemas.openxmlformats.org/drawingml/2006/wordprocessingDrawing" xmlns:w10="urn:schemas-microsoft-com:office:word" xmlns:w="http://schemas.openxmlformats.org/wordprocessingml/2006/main" xmlns:w14="http://schemas.microsoft.com/office/word/2010/wordml" xmlns:w15="http://schemas.microsoft.com/office/word/2012/wordml" xmlns:w16se="http://schemas.microsoft.com/office/word/2015/wordml/symex" xmlns:wpg="http://schemas.microsoft.com/office/word/2010/wordprocessingGroup" xmlns:wpi="http://schemas.microsoft.com/office/word/2010/wordprocessingInk" xmlns:wne="http://schemas.microsoft.com/office/word/2006/wordml" xmlns:wps="http://schemas.microsoft.com/office/word/2010/wordprocessingShape" mc:Ignorable="w14 w15 w16se wp14">
   <w:body>
     <w:p>
       <w:pPr>
@@ -13,7 +13,6 @@
           <w:szCs w:val="26"/>
         </w:rPr>
       </w:pPr>
-      <w:bookmarkStart w:id="0" w:name="_GoBack"/>
       <w:r>
         <w:rPr>
           <w:rFonts w:ascii="Times New Roman" w:hAnsi="Times New Roman" w:cs="Times New Roman"/>
@@ -372,22 +371,13 @@
           <w:szCs w:val="26"/>
         </w:rPr>
       </w:pPr>
-      <w:proofErr w:type="gramStart"/>
-      <w:r>
-        <w:rPr>
-          <w:rFonts w:ascii="Times New Roman" w:hAnsi="Times New Roman" w:cs="Times New Roman"/>
-          <w:sz w:val="26"/>
-          <w:szCs w:val="26"/>
-        </w:rPr>
-        <w:t xml:space="preserve">Ví dụ: </w:t>
-      </w:r>
-      <w:r>
-        <w:rPr>
-          <w:rFonts w:ascii="Times New Roman" w:hAnsi="Times New Roman" w:cs="Times New Roman"/>
-          <w:sz w:val="26"/>
-          <w:szCs w:val="26"/>
-        </w:rPr>
-        <w:t xml:space="preserve">Nhằm triển khai Nghị quyết 57-NQ/TW ngày 22/12/2024 của Bộ Chính trị về đột phá phát triển khoa học, công nghệ, đổi mới sáng tạo và chuyển đổi số quốc gia, BIDV đã ban hành Nghị quyết 91-NQ/ĐU  của Đảng Ủy BIDV và về mặt chuyên môn đã ban hành Nghị quyết 488/NQ-BIDV ngày 12/05/2025 </w:t>
+      <w:r>
+        <w:rPr>
+          <w:rFonts w:ascii="Times New Roman" w:hAnsi="Times New Roman" w:cs="Times New Roman"/>
+          <w:sz w:val="26"/>
+          <w:szCs w:val="26"/>
+        </w:rPr>
+        <w:t xml:space="preserve">Ví dụ: Nhằm triển khai Nghị quyết 57-NQ/TW ngày 22/12/2024 của Bộ Chính trị về đột phá phát triển khoa học, công nghệ, đổi mới sáng tạo và chuyển đổi số quốc gia, BIDV đã ban hành Nghị quyết 91-NQ/ĐU  của Đảng Ủy BIDV và về mặt chuyên môn đã ban hành Nghị quyết 488/NQ-BIDV ngày 12/05/2025 </w:t>
       </w:r>
       <w:r>
         <w:rPr>
@@ -404,34 +394,7 @@
           <w:sz w:val="26"/>
           <w:szCs w:val="26"/>
         </w:rPr>
-        <w:t>.</w:t>
-      </w:r>
-      <w:proofErr w:type="gramEnd"/>
-      <w:r>
-        <w:rPr>
-          <w:rFonts w:ascii="Times New Roman" w:hAnsi="Times New Roman" w:cs="Times New Roman"/>
-          <w:sz w:val="26"/>
-          <w:szCs w:val="26"/>
-        </w:rPr>
-        <w:t xml:space="preserve"> </w:t>
-      </w:r>
-      <w:proofErr w:type="gramStart"/>
-      <w:r>
-        <w:rPr>
-          <w:rFonts w:ascii="Times New Roman" w:hAnsi="Times New Roman" w:cs="Times New Roman"/>
-          <w:sz w:val="26"/>
-          <w:szCs w:val="26"/>
-        </w:rPr>
-        <w:t>Các văn bản này cập nhật đầy đủ tinh thần chỉ đạo tại Nghị quyết 57, cụ thể như quán triệt vai trò chiến lược của khoa học, công nghệ, đổi mới sáng tạo và chuyển đổi số là các động lực then chốt quyết định năng lực cạnh tranh và tốc độ phát triển của ngân hàng trong thời đại kỷ nguyên của trí tuệ nhân tạo và công nghệ số.</w:t>
-      </w:r>
-      <w:proofErr w:type="gramEnd"/>
-      <w:r>
-        <w:rPr>
-          <w:rFonts w:ascii="Times New Roman" w:hAnsi="Times New Roman" w:cs="Times New Roman"/>
-          <w:sz w:val="26"/>
-          <w:szCs w:val="26"/>
-        </w:rPr>
-        <w:t xml:space="preserve"> Các định hướng xuyên suốt đã được chi tiết hóa thành các nhiệm vụ cụ thể, trải dài trong giai đoạn 2025 – 2030 và được ban hành tại Chương trình hành động </w:t>
+        <w:t xml:space="preserve">. Các văn bản này cập nhật đầy đủ tinh thần chỉ đạo tại Nghị quyết 57, cụ thể như quán triệt vai trò chiến lược của khoa học, công nghệ, đổi mới sáng tạo và chuyển đổi số là các động lực then chốt quyết định năng lực cạnh tranh và tốc độ phát triển của ngân hàng trong thời đại kỷ nguyên của trí tuệ nhân tạo và công nghệ số. Các định hướng xuyên suốt đã được chi tiết hóa thành các nhiệm vụ cụ thể, trải dài trong giai đoạn 2025 – 2030 và được ban hành tại Chương trình hành động </w:t>
       </w:r>
       <w:r>
         <w:rPr>
@@ -507,7 +470,6 @@
           <w:szCs w:val="26"/>
         </w:rPr>
       </w:pPr>
-      <w:proofErr w:type="gramStart"/>
       <w:r>
         <w:rPr>
           <w:sz w:val="26"/>
@@ -515,7 +477,6 @@
         </w:rPr>
         <w:t>BIDV thực hiện các báo cáo định kỳ (hàng tháng) về kết quả triển khai gửi tới NHNN đối với các nhiệm vụ được phân giao tại Quyết định số 2223/QĐ-NHNN ngày 30/5/2025 của NHNN v/v ban hành Kế hoạch của ngành Ngân hàng triển khai Nghị quyết số 57-NQ/TW của Bộ Chính trị và Nghị quyết số 71/NQ-CP của Chính phủ.</w:t>
       </w:r>
-      <w:proofErr w:type="gramEnd"/>
     </w:p>
     <w:p>
       <w:pPr>
@@ -629,27 +590,7 @@
           <w:szCs w:val="26"/>
           <w:highlight w:val="yellow"/>
         </w:rPr>
-        <w:t xml:space="preserve">Kết quả triển khai sản phẩm dịch vụ số, kênh phân phối số, số lượng khách hàng số (KHCN và KHDN); Triển khai các nền tảng số, các dự </w:t>
-      </w:r>
-      <w:proofErr w:type="gramStart"/>
-      <w:r>
-        <w:rPr>
-          <w:rFonts w:ascii="Times New Roman" w:hAnsi="Times New Roman" w:cs="Times New Roman"/>
-          <w:sz w:val="26"/>
-          <w:szCs w:val="26"/>
-          <w:highlight w:val="yellow"/>
-        </w:rPr>
-        <w:t>án</w:t>
-      </w:r>
-      <w:proofErr w:type="gramEnd"/>
-      <w:r>
-        <w:rPr>
-          <w:rFonts w:ascii="Times New Roman" w:hAnsi="Times New Roman" w:cs="Times New Roman"/>
-          <w:sz w:val="26"/>
-          <w:szCs w:val="26"/>
-          <w:highlight w:val="yellow"/>
-        </w:rPr>
-        <w:t xml:space="preserve"> phục vụ tự động hóa quy trình.</w:t>
+        <w:t>Kết quả triển khai sản phẩm dịch vụ số, kênh phân phối số, số lượng khách hàng số (KHCN và KHDN); Triển khai các nền tảng số, các dự án phục vụ tự động hóa quy trình.</w:t>
       </w:r>
     </w:p>
     <w:p>
@@ -731,19 +672,8 @@
           <w:szCs w:val="26"/>
           <w:highlight w:val="yellow"/>
         </w:rPr>
-        <w:t>cụ thể… lớp đào tạo về nội dung</w:t>
-      </w:r>
-      <w:proofErr w:type="gramStart"/>
-      <w:r>
-        <w:rPr>
-          <w:rFonts w:ascii="Times New Roman" w:hAnsi="Times New Roman" w:cs="Times New Roman"/>
-          <w:sz w:val="26"/>
-          <w:szCs w:val="26"/>
-          <w:highlight w:val="yellow"/>
-        </w:rPr>
-        <w:t>…..</w:t>
-      </w:r>
-      <w:proofErr w:type="gramEnd"/>
+        <w:t>cụ thể… lớp đào tạo về nội dung…..</w:t>
+      </w:r>
     </w:p>
     <w:p>
       <w:pPr>
@@ -761,31 +691,7 @@
           <w:sz w:val="26"/>
           <w:szCs w:val="26"/>
         </w:rPr>
-        <w:t xml:space="preserve">- </w:t>
-      </w:r>
-      <w:r>
-        <w:rPr>
-          <w:rFonts w:ascii="Times New Roman" w:hAnsi="Times New Roman" w:cs="Times New Roman"/>
-          <w:sz w:val="26"/>
-          <w:szCs w:val="26"/>
-        </w:rPr>
-        <w:t xml:space="preserve">BIDV đã tập trung phát triển đội ngũ cán bộ CNTT chất lượng cao với tổng nhân sự CNTT tại BIDV đến </w:t>
-      </w:r>
-      <w:r>
-        <w:rPr>
-          <w:rFonts w:ascii="Times New Roman" w:hAnsi="Times New Roman" w:cs="Times New Roman"/>
-          <w:sz w:val="26"/>
-          <w:szCs w:val="26"/>
-        </w:rPr>
-        <w:t>nay</w:t>
-      </w:r>
-      <w:r>
-        <w:rPr>
-          <w:rFonts w:ascii="Times New Roman" w:hAnsi="Times New Roman" w:cs="Times New Roman"/>
-          <w:sz w:val="26"/>
-          <w:szCs w:val="26"/>
-        </w:rPr>
-        <w:t xml:space="preserve"> là </w:t>
+        <w:t xml:space="preserve">- BIDV đã tập trung phát triển đội ngũ cán bộ CNTT chất lượng cao với tổng nhân sự CNTT tại BIDV đến nay là </w:t>
       </w:r>
       <w:r>
         <w:rPr>
@@ -794,7 +700,15 @@
           <w:szCs w:val="26"/>
           <w:highlight w:val="yellow"/>
         </w:rPr>
-        <w:t>1306 cán bộ (trong đó bao gồm 1283 nhân sự nội bộ, 23 nhân sự thuê ngoài theo hình thức thuê lại lao độ</w:t>
+        <w:t>1306 cán bộ (trong đó bao gồm 1283 nhân sự nội bộ, 23 nhân sự thuê ngoài theo hình thức thuê lại lao động)</w:t>
+      </w:r>
+      <w:r>
+        <w:rPr>
+          <w:rFonts w:ascii="Times New Roman" w:hAnsi="Times New Roman" w:cs="Times New Roman"/>
+          <w:sz w:val="26"/>
+          <w:szCs w:val="26"/>
+        </w:rPr>
+        <w:t xml:space="preserve">. Đội ngũ Chuyên gia và Chuyên viên cấp cao </w:t>
       </w:r>
       <w:r>
         <w:rPr>
@@ -803,32 +717,6 @@
           <w:szCs w:val="26"/>
           <w:highlight w:val="yellow"/>
         </w:rPr>
-        <w:t>ng)</w:t>
-      </w:r>
-      <w:r>
-        <w:rPr>
-          <w:rFonts w:ascii="Times New Roman" w:hAnsi="Times New Roman" w:cs="Times New Roman"/>
-          <w:sz w:val="26"/>
-          <w:szCs w:val="26"/>
-        </w:rPr>
-        <w:t xml:space="preserve">. </w:t>
-      </w:r>
-      <w:proofErr w:type="gramStart"/>
-      <w:r>
-        <w:rPr>
-          <w:rFonts w:ascii="Times New Roman" w:hAnsi="Times New Roman" w:cs="Times New Roman"/>
-          <w:sz w:val="26"/>
-          <w:szCs w:val="26"/>
-        </w:rPr>
-        <w:t xml:space="preserve">Đội ngũ Chuyên gia và Chuyên viên cấp cao </w:t>
-      </w:r>
-      <w:r>
-        <w:rPr>
-          <w:rFonts w:ascii="Times New Roman" w:hAnsi="Times New Roman" w:cs="Times New Roman"/>
-          <w:sz w:val="26"/>
-          <w:szCs w:val="26"/>
-          <w:highlight w:val="yellow"/>
-        </w:rPr>
         <w:t>gồm 42 cán bộ (~3,3%)</w:t>
       </w:r>
       <w:r>
@@ -839,7 +727,6 @@
         </w:rPr>
         <w:t xml:space="preserve"> giữ vai trò dẫn dắt về kỹ thuật và công nghệ trong các nghiệp vụ CNTT cốt lõi như: Kiến trúc, Quản trị cơ sở dữ liệu, Cloud, AI, và An ninh bảo mật để làm chủ công nghệ, sẵn sàng thử nghiệm và triển khai các mô hình vận hành ngân hàng số thế hệ mới.</w:t>
       </w:r>
-      <w:proofErr w:type="gramEnd"/>
     </w:p>
     <w:p>
       <w:pPr>
@@ -857,15 +744,7 @@
           <w:sz w:val="26"/>
           <w:szCs w:val="26"/>
         </w:rPr>
-        <w:t xml:space="preserve">- </w:t>
-      </w:r>
-      <w:r>
-        <w:rPr>
-          <w:rFonts w:ascii="Times New Roman" w:hAnsi="Times New Roman" w:cs="Times New Roman"/>
-          <w:sz w:val="26"/>
-          <w:szCs w:val="26"/>
-        </w:rPr>
-        <w:t xml:space="preserve">Năm 2025, BIDV đã bố trí </w:t>
+        <w:t xml:space="preserve">- Năm 2025, BIDV đã bố trí </w:t>
       </w:r>
       <w:r>
         <w:rPr>
@@ -882,33 +761,7 @@
           <w:sz w:val="26"/>
           <w:szCs w:val="26"/>
         </w:rPr>
-        <w:t xml:space="preserve"> cho các dự án, phương </w:t>
-      </w:r>
-      <w:proofErr w:type="gramStart"/>
-      <w:r>
-        <w:rPr>
-          <w:rFonts w:ascii="Times New Roman" w:hAnsi="Times New Roman" w:cs="Times New Roman"/>
-          <w:sz w:val="26"/>
-          <w:szCs w:val="26"/>
-        </w:rPr>
-        <w:t>án</w:t>
-      </w:r>
-      <w:proofErr w:type="gramEnd"/>
-      <w:r>
-        <w:rPr>
-          <w:rFonts w:ascii="Times New Roman" w:hAnsi="Times New Roman" w:cs="Times New Roman"/>
-          <w:sz w:val="26"/>
-          <w:szCs w:val="26"/>
-        </w:rPr>
-        <w:t xml:space="preserve"> mua sắm và bả</w:t>
-      </w:r>
-      <w:r>
-        <w:rPr>
-          <w:rFonts w:ascii="Times New Roman" w:hAnsi="Times New Roman" w:cs="Times New Roman"/>
-          <w:sz w:val="26"/>
-          <w:szCs w:val="26"/>
-        </w:rPr>
-        <w:t>o trì CNTT.</w:t>
+        <w:t xml:space="preserve"> cho các dự án, phương án mua sắm và bảo trì CNTT.</w:t>
       </w:r>
     </w:p>
     <w:p>
@@ -958,7 +811,6 @@
           <w:szCs w:val="26"/>
         </w:rPr>
       </w:pPr>
-      <w:proofErr w:type="gramStart"/>
       <w:r>
         <w:rPr>
           <w:rFonts w:ascii="Times New Roman" w:hAnsi="Times New Roman" w:cs="Times New Roman"/>
@@ -999,16 +851,7 @@
           <w:sz w:val="26"/>
           <w:szCs w:val="26"/>
         </w:rPr>
-        <w:t xml:space="preserve"> (báo cáo tới NHNN định kỳ hàng tháng).</w:t>
-      </w:r>
-      <w:proofErr w:type="gramEnd"/>
-      <w:r>
-        <w:rPr>
-          <w:rFonts w:ascii="Times New Roman" w:hAnsi="Times New Roman" w:cs="Times New Roman"/>
-          <w:sz w:val="26"/>
-          <w:szCs w:val="26"/>
-        </w:rPr>
-        <w:t xml:space="preserve"> Theo đó, một số kết quả cụ thể như sau:</w:t>
+        <w:t xml:space="preserve"> (báo cáo tới NHNN định kỳ hàng tháng). Theo đó, một số kết quả cụ thể như sau:</w:t>
       </w:r>
     </w:p>
     <w:p>
@@ -1089,27 +932,7 @@
           <w:szCs w:val="26"/>
           <w:highlight w:val="yellow"/>
         </w:rPr>
-        <w:t>BIDV đang tiếp tục phối hợp với Bộ CA mở rộng các bài toán ứng dụng xác thực bằng VneID như xác thực KH tại quầy bằng VneID; mở tài khoản và đăng ký dịch vụ xác thực bằng VNeID trên các kênh</w:t>
-      </w:r>
-      <w:proofErr w:type="gramStart"/>
-      <w:r>
-        <w:rPr>
-          <w:rFonts w:ascii="Times New Roman" w:hAnsi="Times New Roman" w:cs="Times New Roman"/>
-          <w:sz w:val="26"/>
-          <w:szCs w:val="26"/>
-          <w:highlight w:val="yellow"/>
-        </w:rPr>
-        <w:t>,v.v</w:t>
-      </w:r>
-      <w:proofErr w:type="gramEnd"/>
-      <w:r>
-        <w:rPr>
-          <w:rFonts w:ascii="Times New Roman" w:hAnsi="Times New Roman" w:cs="Times New Roman"/>
-          <w:sz w:val="26"/>
-          <w:szCs w:val="26"/>
-          <w:highlight w:val="yellow"/>
-        </w:rPr>
-        <w:t>.</w:t>
+        <w:t>BIDV đang tiếp tục phối hợp với Bộ CA mở rộng các bài toán ứng dụng xác thực bằng VneID như xác thực KH tại quầy bằng VneID; mở tài khoản và đăng ký dịch vụ xác thực bằng VNeID trên các kênh,v.v.</w:t>
       </w:r>
     </w:p>
     <w:p>
@@ -1148,37 +971,7 @@
           <w:szCs w:val="26"/>
           <w:highlight w:val="yellow"/>
         </w:rPr>
-        <w:t xml:space="preserve">Ngày 01/07/2025, BIDV đã triển khai chương trình </w:t>
-      </w:r>
-      <w:proofErr w:type="gramStart"/>
-      <w:r>
-        <w:rPr>
-          <w:rFonts w:ascii="Times New Roman" w:hAnsi="Times New Roman" w:cs="Times New Roman"/>
-          <w:sz w:val="26"/>
-          <w:szCs w:val="26"/>
-          <w:highlight w:val="yellow"/>
-        </w:rPr>
-        <w:t>thu</w:t>
-      </w:r>
-      <w:proofErr w:type="gramEnd"/>
-      <w:r>
-        <w:rPr>
-          <w:rFonts w:ascii="Times New Roman" w:hAnsi="Times New Roman" w:cs="Times New Roman"/>
-          <w:sz w:val="26"/>
-          <w:szCs w:val="26"/>
-          <w:highlight w:val="yellow"/>
-        </w:rPr>
-        <w:t xml:space="preserve"> thập sinh trắc học online cho người đại diện hợp pháp của KHTC (đối chiếu với CSDLQG về DC để xác thực bằng CCCD gắn chip/thẻ Căn cước). Tính đến 1/11/2025, số lượng KH xác thực thành công qua kênh iBank là 1640 khách hàng. BIDV đang tiếp tục phối hợp với đối tác VNPay, C06 Bộ CA hoàn thiện định danh tổ chức và tham gia nghiên cứu thí điểm khi triển </w:t>
-      </w:r>
-      <w:r>
-        <w:rPr>
-          <w:rFonts w:ascii="Times New Roman" w:hAnsi="Times New Roman" w:cs="Times New Roman"/>
-          <w:sz w:val="26"/>
-          <w:szCs w:val="26"/>
-          <w:highlight w:val="yellow"/>
-        </w:rPr>
-        <w:lastRenderedPageBreak/>
-        <w:t>khai xác thực định danh tổ chức/định danh hộ gia đình qua VNeID khi C06 hoàn thành kho dữ liệu định danh tổ chức.</w:t>
+        <w:t>Ngày 01/07/2025, BIDV đã triển khai chương trình thu thập sinh trắc học online cho người đại diện hợp pháp của KHTC (đối chiếu với CSDLQG về DC để xác thực bằng CCCD gắn chip/thẻ Căn cước). Tính đến 1/11/2025, số lượng KH xác thực thành công qua kênh iBank là 1640 khách hàng. BIDV đang tiếp tục phối hợp với đối tác VNPay, C06 Bộ CA hoàn thiện định danh tổ chức và tham gia nghiên cứu thí điểm khi triển khai xác thực định danh tổ chức/định danh hộ gia đình qua VNeID khi C06 hoàn thành kho dữ liệu định danh tổ chức.</w:t>
       </w:r>
     </w:p>
     <w:p>
@@ -1242,27 +1035,7 @@
           <w:szCs w:val="26"/>
           <w:highlight w:val="yellow"/>
         </w:rPr>
-        <w:t xml:space="preserve">BIDV đã hoàn thành tất cả các nội dung cho KHCN </w:t>
-      </w:r>
-      <w:proofErr w:type="gramStart"/>
-      <w:r>
-        <w:rPr>
-          <w:rFonts w:ascii="Times New Roman" w:hAnsi="Times New Roman" w:cs="Times New Roman"/>
-          <w:sz w:val="26"/>
-          <w:szCs w:val="26"/>
-          <w:highlight w:val="yellow"/>
-        </w:rPr>
-        <w:t>theo</w:t>
-      </w:r>
-      <w:proofErr w:type="gramEnd"/>
-      <w:r>
-        <w:rPr>
-          <w:rFonts w:ascii="Times New Roman" w:hAnsi="Times New Roman" w:cs="Times New Roman"/>
-          <w:sz w:val="26"/>
-          <w:szCs w:val="26"/>
-          <w:highlight w:val="yellow"/>
-        </w:rPr>
-        <w:t xml:space="preserve"> đúng tiến độ của NHNN trong năm 2024 trên các hệ thống Smartbanking, Paygate. Theo đó, từ ngày 14/3/2024 đến 10/11/2025 số lượng xác thực giao dịch lũy kế là hơn 210 triệu giao dịch.</w:t>
+        <w:t>BIDV đã hoàn thành tất cả các nội dung cho KHCN theo đúng tiến độ của NHNN trong năm 2024 trên các hệ thống Smartbanking, Paygate. Theo đó, từ ngày 14/3/2024 đến 10/11/2025 số lượng xác thực giao dịch lũy kế là hơn 210 triệu giao dịch.</w:t>
       </w:r>
     </w:p>
     <w:p>
@@ -1301,27 +1074,7 @@
           <w:szCs w:val="26"/>
           <w:highlight w:val="yellow"/>
         </w:rPr>
-        <w:t xml:space="preserve">BIDV đã hoàn thành nâng cấp chức năng </w:t>
-      </w:r>
-      <w:proofErr w:type="gramStart"/>
-      <w:r>
-        <w:rPr>
-          <w:rFonts w:ascii="Times New Roman" w:hAnsi="Times New Roman" w:cs="Times New Roman"/>
-          <w:sz w:val="26"/>
-          <w:szCs w:val="26"/>
-          <w:highlight w:val="yellow"/>
-        </w:rPr>
-        <w:t>thu</w:t>
-      </w:r>
-      <w:proofErr w:type="gramEnd"/>
-      <w:r>
-        <w:rPr>
-          <w:rFonts w:ascii="Times New Roman" w:hAnsi="Times New Roman" w:cs="Times New Roman"/>
-          <w:sz w:val="26"/>
-          <w:szCs w:val="26"/>
-          <w:highlight w:val="yellow"/>
-        </w:rPr>
-        <w:t xml:space="preserve"> thập sinh trắc học bắt buộc đối với người đại diện hợp pháp khi khách hàng mở tài khoản và đăng ký dịch vụ trên hệ thống eKYC dành cho KHTC. Hệ thống đã golive vào ngày 05/05/2025 và tới ngày 10/11/2025 có 29 KH đăng ký dịch vụ thành công từ chương trình eKYC.</w:t>
+        <w:t>BIDV đã hoàn thành nâng cấp chức năng thu thập sinh trắc học bắt buộc đối với người đại diện hợp pháp khi khách hàng mở tài khoản và đăng ký dịch vụ trên hệ thống eKYC dành cho KHTC. Hệ thống đã golive vào ngày 05/05/2025 và tới ngày 10/11/2025 có 29 KH đăng ký dịch vụ thành công từ chương trình eKYC.</w:t>
       </w:r>
     </w:p>
     <w:p>
@@ -1364,7 +1117,6 @@
           <w:szCs w:val="26"/>
         </w:rPr>
       </w:pPr>
-      <w:proofErr w:type="gramStart"/>
       <w:r>
         <w:rPr>
           <w:rFonts w:ascii="Times New Roman" w:hAnsi="Times New Roman" w:cs="Times New Roman"/>
@@ -1394,7 +1146,6 @@
         </w:rPr>
         <w:t>BIDV đã tham gia thí điểm giải pháp chấm điểm khả tín với Bộ Công an, ví dụ như ứng dụng dữ liệu dân cư trong đánh giá khả tín khách hàng theo "Chương trình chung tay cứu trợ khẩn cấp đồng bào bị ảnh hưởng bởi lũ lụt trên nền tảng VNeID" của Bộ Công an. Hiện tại BIDV tiếp tục phối hợp với Bộ Công an theo tiến độ xây dựng điểm khả tín của Bộ Công an.</w:t>
       </w:r>
-      <w:proofErr w:type="gramEnd"/>
     </w:p>
     <w:p>
       <w:pPr>
@@ -1457,7 +1208,6 @@
           <w:lang w:val="nl-NL"/>
         </w:rPr>
       </w:pPr>
-      <w:proofErr w:type="gramStart"/>
       <w:r>
         <w:rPr>
           <w:rFonts w:ascii="Times New Roman" w:hAnsi="Times New Roman" w:cs="Times New Roman"/>
@@ -1497,19 +1247,7 @@
           <w:highlight w:val="yellow"/>
           <w:lang w:val="nl-NL"/>
         </w:rPr>
-        <w:t>BIDV đã xây dựng yêu cầu nghiệp vụ gửi Bộ CA, đã phối hợp với Bộ CA xây dựng đặc tả và lên kế hoạch tổng thể để triển khai theo chỉ đạo.</w:t>
-      </w:r>
-      <w:proofErr w:type="gramEnd"/>
-      <w:r>
-        <w:rPr>
-          <w:rFonts w:ascii="Times New Roman" w:eastAsia="Times New Roman" w:hAnsi="Times New Roman" w:cs="Times New Roman"/>
-          <w:color w:val="000000" w:themeColor="text1"/>
-          <w:sz w:val="26"/>
-          <w:szCs w:val="26"/>
-          <w:highlight w:val="yellow"/>
-          <w:lang w:val="nl-NL"/>
-        </w:rPr>
-        <w:t xml:space="preserve"> Hiện tại, BIDV đã hoàn tất nghiệm thu giải pháp, đang phối hợp với Bộ CA để golive dịch vụ, tiến độ phụ thuộc vào Bộ CA).</w:t>
+        <w:t>BIDV đã xây dựng yêu cầu nghiệp vụ gửi Bộ CA, đã phối hợp với Bộ CA xây dựng đặc tả và lên kế hoạch tổng thể để triển khai theo chỉ đạo. Hiện tại, BIDV đã hoàn tất nghiệm thu giải pháp, đang phối hợp với Bộ CA để golive dịch vụ, tiến độ phụ thuộc vào Bộ CA).</w:t>
       </w:r>
     </w:p>
     <w:p>
@@ -1554,18 +1292,21 @@
           <w:b/>
           <w:sz w:val="26"/>
           <w:szCs w:val="26"/>
-        </w:rPr>
-      </w:pPr>
-      <w:r>
-        <w:rPr>
-          <w:rFonts w:ascii="Times New Roman" w:hAnsi="Times New Roman" w:cs="Times New Roman"/>
-          <w:b/>
-          <w:sz w:val="26"/>
-          <w:szCs w:val="26"/>
+          <w:highlight w:val="blue"/>
+        </w:rPr>
+      </w:pPr>
+      <w:bookmarkStart w:id="0" w:name="_GoBack"/>
+      <w:bookmarkEnd w:id="0"/>
+      <w:r>
+        <w:rPr>
+          <w:rFonts w:ascii="Times New Roman" w:hAnsi="Times New Roman" w:cs="Times New Roman"/>
+          <w:b/>
+          <w:sz w:val="26"/>
+          <w:szCs w:val="26"/>
+          <w:highlight w:val="blue"/>
         </w:rPr>
         <w:t>KIẾN NGHỊ, ĐỀ XUẤT</w:t>
       </w:r>
-      <w:bookmarkEnd w:id="0"/>
     </w:p>
     <w:sectPr>
       <w:footerReference w:type="default" r:id="rId7"/>
@@ -1579,7 +1320,7 @@
 </file>
 
 <file path=word/endnotes.xml><?xml version="1.0" encoding="utf-8"?>
-<w:endnotes xmlns:wpc="http://schemas.microsoft.com/office/word/2010/wordprocessingCanvas" xmlns:cx="http://schemas.microsoft.com/office/drawing/2014/chartex" xmlns:cx1="http://schemas.microsoft.com/office/drawing/2015/9/8/chartex" xmlns:mc="http://schemas.openxmlformats.org/markup-compatibility/2006" xmlns:o="urn:schemas-microsoft-com:office:office" xmlns:r="http://schemas.openxmlformats.org/officeDocument/2006/relationships" xmlns:m="http://schemas.openxmlformats.org/officeDocument/2006/math" xmlns:v="urn:schemas-microsoft-com:vml" xmlns:wp14="http://schemas.microsoft.com/office/word/2010/wordprocessingDrawing" xmlns:wp="http://schemas.openxmlformats.org/drawingml/2006/wordprocessingDrawing" xmlns:w10="urn:schemas-microsoft-com:office:word" xmlns:w="http://schemas.openxmlformats.org/wordprocessingml/2006/main" xmlns:w14="http://schemas.microsoft.com/office/word/2010/wordml" xmlns:w15="http://schemas.microsoft.com/office/word/2012/wordml" xmlns:w16se="http://schemas.microsoft.com/office/word/2015/wordml/symex" xmlns:wpg="http://schemas.microsoft.com/office/word/2010/wordprocessingGroup" xmlns:wpi="http://schemas.microsoft.com/office/word/2010/wordprocessingInk" xmlns:wne="http://schemas.microsoft.com/office/word/2006/wordml" xmlns:wps="http://schemas.microsoft.com/office/word/2010/wordprocessingShape" mc:Ignorable="w14 w15 w16se wp14">
+<w:endnotes xmlns:wpc="http://schemas.microsoft.com/office/word/2010/wordprocessingCanvas" xmlns:cx="http://schemas.microsoft.com/office/drawing/2014/chartex" xmlns:mc="http://schemas.openxmlformats.org/markup-compatibility/2006" xmlns:o="urn:schemas-microsoft-com:office:office" xmlns:r="http://schemas.openxmlformats.org/officeDocument/2006/relationships" xmlns:m="http://schemas.openxmlformats.org/officeDocument/2006/math" xmlns:v="urn:schemas-microsoft-com:vml" xmlns:wp14="http://schemas.microsoft.com/office/word/2010/wordprocessingDrawing" xmlns:wp="http://schemas.openxmlformats.org/drawingml/2006/wordprocessingDrawing" xmlns:w10="urn:schemas-microsoft-com:office:word" xmlns:w="http://schemas.openxmlformats.org/wordprocessingml/2006/main" xmlns:w14="http://schemas.microsoft.com/office/word/2010/wordml" xmlns:w15="http://schemas.microsoft.com/office/word/2012/wordml" xmlns:w16se="http://schemas.microsoft.com/office/word/2015/wordml/symex" xmlns:wpg="http://schemas.microsoft.com/office/word/2010/wordprocessingGroup" xmlns:wpi="http://schemas.microsoft.com/office/word/2010/wordprocessingInk" xmlns:wne="http://schemas.microsoft.com/office/word/2006/wordml" xmlns:wps="http://schemas.microsoft.com/office/word/2010/wordprocessingShape" mc:Ignorable="w14 w15 w16se wp14">
   <w:endnote w:type="separator" w:id="-1">
     <w:p>
       <w:pPr>
@@ -1604,7 +1345,7 @@
 </file>
 
 <file path=word/footer1.xml><?xml version="1.0" encoding="utf-8"?>
-<w:ftr xmlns:wpc="http://schemas.microsoft.com/office/word/2010/wordprocessingCanvas" xmlns:cx="http://schemas.microsoft.com/office/drawing/2014/chartex" xmlns:cx1="http://schemas.microsoft.com/office/drawing/2015/9/8/chartex" xmlns:mc="http://schemas.openxmlformats.org/markup-compatibility/2006" xmlns:o="urn:schemas-microsoft-com:office:office" xmlns:r="http://schemas.openxmlformats.org/officeDocument/2006/relationships" xmlns:m="http://schemas.openxmlformats.org/officeDocument/2006/math" xmlns:v="urn:schemas-microsoft-com:vml" xmlns:wp14="http://schemas.microsoft.com/office/word/2010/wordprocessingDrawing" xmlns:wp="http://schemas.openxmlformats.org/drawingml/2006/wordprocessingDrawing" xmlns:w10="urn:schemas-microsoft-com:office:word" xmlns:w="http://schemas.openxmlformats.org/wordprocessingml/2006/main" xmlns:w14="http://schemas.microsoft.com/office/word/2010/wordml" xmlns:w15="http://schemas.microsoft.com/office/word/2012/wordml" xmlns:w16se="http://schemas.microsoft.com/office/word/2015/wordml/symex" xmlns:wpg="http://schemas.microsoft.com/office/word/2010/wordprocessingGroup" xmlns:wpi="http://schemas.microsoft.com/office/word/2010/wordprocessingInk" xmlns:wne="http://schemas.microsoft.com/office/word/2006/wordml" xmlns:wps="http://schemas.microsoft.com/office/word/2010/wordprocessingShape" mc:Ignorable="w14 w15 w16se wp14">
+<w:ftr xmlns:wpc="http://schemas.microsoft.com/office/word/2010/wordprocessingCanvas" xmlns:cx="http://schemas.microsoft.com/office/drawing/2014/chartex" xmlns:mc="http://schemas.openxmlformats.org/markup-compatibility/2006" xmlns:o="urn:schemas-microsoft-com:office:office" xmlns:r="http://schemas.openxmlformats.org/officeDocument/2006/relationships" xmlns:m="http://schemas.openxmlformats.org/officeDocument/2006/math" xmlns:v="urn:schemas-microsoft-com:vml" xmlns:wp14="http://schemas.microsoft.com/office/word/2010/wordprocessingDrawing" xmlns:wp="http://schemas.openxmlformats.org/drawingml/2006/wordprocessingDrawing" xmlns:w10="urn:schemas-microsoft-com:office:word" xmlns:w="http://schemas.openxmlformats.org/wordprocessingml/2006/main" xmlns:w14="http://schemas.microsoft.com/office/word/2010/wordml" xmlns:w15="http://schemas.microsoft.com/office/word/2012/wordml" xmlns:w16se="http://schemas.microsoft.com/office/word/2015/wordml/symex" xmlns:wpg="http://schemas.microsoft.com/office/word/2010/wordprocessingGroup" xmlns:wpi="http://schemas.microsoft.com/office/word/2010/wordprocessingInk" xmlns:wne="http://schemas.microsoft.com/office/word/2006/wordml" xmlns:wps="http://schemas.microsoft.com/office/word/2010/wordprocessingShape" mc:Ignorable="w14 w15 w16se wp14">
   <w:sdt>
     <w:sdtPr>
       <w:id w:val="-1195001485"/>
@@ -1655,7 +1396,7 @@
             <w:sz w:val="22"/>
             <w:szCs w:val="22"/>
           </w:rPr>
-          <w:t>3</w:t>
+          <w:t>1</w:t>
         </w:r>
         <w:r>
           <w:rPr>
@@ -1678,7 +1419,7 @@
 </file>
 
 <file path=word/footnotes.xml><?xml version="1.0" encoding="utf-8"?>
-<w:footnotes xmlns:wpc="http://schemas.microsoft.com/office/word/2010/wordprocessingCanvas" xmlns:cx="http://schemas.microsoft.com/office/drawing/2014/chartex" xmlns:cx1="http://schemas.microsoft.com/office/drawing/2015/9/8/chartex" xmlns:mc="http://schemas.openxmlformats.org/markup-compatibility/2006" xmlns:o="urn:schemas-microsoft-com:office:office" xmlns:r="http://schemas.openxmlformats.org/officeDocument/2006/relationships" xmlns:m="http://schemas.openxmlformats.org/officeDocument/2006/math" xmlns:v="urn:schemas-microsoft-com:vml" xmlns:wp14="http://schemas.microsoft.com/office/word/2010/wordprocessingDrawing" xmlns:wp="http://schemas.openxmlformats.org/drawingml/2006/wordprocessingDrawing" xmlns:w10="urn:schemas-microsoft-com:office:word" xmlns:w="http://schemas.openxmlformats.org/wordprocessingml/2006/main" xmlns:w14="http://schemas.microsoft.com/office/word/2010/wordml" xmlns:w15="http://schemas.microsoft.com/office/word/2012/wordml" xmlns:w16se="http://schemas.microsoft.com/office/word/2015/wordml/symex" xmlns:wpg="http://schemas.microsoft.com/office/word/2010/wordprocessingGroup" xmlns:wpi="http://schemas.microsoft.com/office/word/2010/wordprocessingInk" xmlns:wne="http://schemas.microsoft.com/office/word/2006/wordml" xmlns:wps="http://schemas.microsoft.com/office/word/2010/wordprocessingShape" mc:Ignorable="w14 w15 w16se wp14">
+<w:footnotes xmlns:wpc="http://schemas.microsoft.com/office/word/2010/wordprocessingCanvas" xmlns:cx="http://schemas.microsoft.com/office/drawing/2014/chartex" xmlns:mc="http://schemas.openxmlformats.org/markup-compatibility/2006" xmlns:o="urn:schemas-microsoft-com:office:office" xmlns:r="http://schemas.openxmlformats.org/officeDocument/2006/relationships" xmlns:m="http://schemas.openxmlformats.org/officeDocument/2006/math" xmlns:v="urn:schemas-microsoft-com:vml" xmlns:wp14="http://schemas.microsoft.com/office/word/2010/wordprocessingDrawing" xmlns:wp="http://schemas.openxmlformats.org/drawingml/2006/wordprocessingDrawing" xmlns:w10="urn:schemas-microsoft-com:office:word" xmlns:w="http://schemas.openxmlformats.org/wordprocessingml/2006/main" xmlns:w14="http://schemas.microsoft.com/office/word/2010/wordml" xmlns:w15="http://schemas.microsoft.com/office/word/2012/wordml" xmlns:w16se="http://schemas.microsoft.com/office/word/2015/wordml/symex" xmlns:wpg="http://schemas.microsoft.com/office/word/2010/wordprocessingGroup" xmlns:wpi="http://schemas.microsoft.com/office/word/2010/wordprocessingInk" xmlns:wne="http://schemas.microsoft.com/office/word/2006/wordml" xmlns:wps="http://schemas.microsoft.com/office/word/2010/wordprocessingShape" mc:Ignorable="w14 w15 w16se wp14">
   <w:footnote w:type="separator" w:id="-1">
     <w:p>
       <w:pPr>
@@ -1703,7 +1444,7 @@
 </file>
 
 <file path=word/numbering.xml><?xml version="1.0" encoding="utf-8"?>
-<w:numbering xmlns:wpc="http://schemas.microsoft.com/office/word/2010/wordprocessingCanvas" xmlns:cx="http://schemas.microsoft.com/office/drawing/2014/chartex" xmlns:cx1="http://schemas.microsoft.com/office/drawing/2015/9/8/chartex" xmlns:mc="http://schemas.openxmlformats.org/markup-compatibility/2006" xmlns:o="urn:schemas-microsoft-com:office:office" xmlns:r="http://schemas.openxmlformats.org/officeDocument/2006/relationships" xmlns:m="http://schemas.openxmlformats.org/officeDocument/2006/math" xmlns:v="urn:schemas-microsoft-com:vml" xmlns:wp14="http://schemas.microsoft.com/office/word/2010/wordprocessingDrawing" xmlns:wp="http://schemas.openxmlformats.org/drawingml/2006/wordprocessingDrawing" xmlns:w10="urn:schemas-microsoft-com:office:word" xmlns:w="http://schemas.openxmlformats.org/wordprocessingml/2006/main" xmlns:w14="http://schemas.microsoft.com/office/word/2010/wordml" xmlns:w15="http://schemas.microsoft.com/office/word/2012/wordml" xmlns:w16se="http://schemas.microsoft.com/office/word/2015/wordml/symex" xmlns:wpg="http://schemas.microsoft.com/office/word/2010/wordprocessingGroup" xmlns:wpi="http://schemas.microsoft.com/office/word/2010/wordprocessingInk" xmlns:wne="http://schemas.microsoft.com/office/word/2006/wordml" xmlns:wps="http://schemas.microsoft.com/office/word/2010/wordprocessingShape" mc:Ignorable="w14 w15 w16se wp14">
+<w:numbering xmlns:wpc="http://schemas.microsoft.com/office/word/2010/wordprocessingCanvas" xmlns:cx="http://schemas.microsoft.com/office/drawing/2014/chartex" xmlns:mc="http://schemas.openxmlformats.org/markup-compatibility/2006" xmlns:o="urn:schemas-microsoft-com:office:office" xmlns:r="http://schemas.openxmlformats.org/officeDocument/2006/relationships" xmlns:m="http://schemas.openxmlformats.org/officeDocument/2006/math" xmlns:v="urn:schemas-microsoft-com:vml" xmlns:wp14="http://schemas.microsoft.com/office/word/2010/wordprocessingDrawing" xmlns:wp="http://schemas.openxmlformats.org/drawingml/2006/wordprocessingDrawing" xmlns:w10="urn:schemas-microsoft-com:office:word" xmlns:w="http://schemas.openxmlformats.org/wordprocessingml/2006/main" xmlns:w14="http://schemas.microsoft.com/office/word/2010/wordml" xmlns:w15="http://schemas.microsoft.com/office/word/2012/wordml" xmlns:w16se="http://schemas.microsoft.com/office/word/2015/wordml/symex" xmlns:wpg="http://schemas.microsoft.com/office/word/2010/wordprocessingGroup" xmlns:wpi="http://schemas.microsoft.com/office/word/2010/wordprocessingInk" xmlns:wne="http://schemas.microsoft.com/office/word/2006/wordml" xmlns:wps="http://schemas.microsoft.com/office/word/2010/wordprocessingShape" mc:Ignorable="w14 w15 w16se wp14">
   <w:abstractNum w:abstractNumId="0" w15:restartNumberingAfterBreak="0">
     <w:nsid w:val="01F1226C"/>
     <w:multiLevelType w:val="hybridMultilevel"/>
